--- a/Business_problems.docx
+++ b/Business_problems.docx
@@ -38,7 +38,7 @@
         <w:pBdr>
           <w:bottom w:val="single" w:sz="6" w:space="4" w:color="2E5F8A"/>
         </w:pBdr>
-        <w:spacing w:before="400" w:after="200"/>
+        <w:spacing w:before="300" w:after="120"/>
         <w:rPr>
           <w:color w:val="auto"/>
         </w:rPr>
@@ -54,7 +54,7 @@
     </w:p>
     <w:p>
       <w:pPr>
-        <w:spacing w:after="200"/>
+        <w:spacing w:after="120"/>
       </w:pPr>
       <w:r>
         <w:rPr>
@@ -95,14 +95,7 @@
           <w:sz w:val="22"/>
           <w:szCs w:val="22"/>
         </w:rPr>
-        <w:t>For each year, what percentage of all encounters belonged to each encounter class (ambulatory, outpatient, wellness, urgent care</w:t>
-      </w:r>
-      <w:r>
-        <w:rPr>
-          <w:sz w:val="22"/>
-          <w:szCs w:val="22"/>
-        </w:rPr>
-        <w:t>, emergency, and inpatient)?</w:t>
+        <w:t>For each year, what percentage of all encounters belonged to each encounter class (ambulatory, outpatient, wellness, urgent care, emergency, and inpatient)?</w:t>
       </w:r>
     </w:p>
     <w:p>
@@ -128,7 +121,7 @@
         <w:pBdr>
           <w:bottom w:val="single" w:sz="6" w:space="4" w:color="2E5F8A"/>
         </w:pBdr>
-        <w:spacing w:before="400" w:after="200"/>
+        <w:spacing w:after="120"/>
         <w:rPr>
           <w:color w:val="auto"/>
         </w:rPr>
@@ -144,7 +137,7 @@
     </w:p>
     <w:p>
       <w:pPr>
-        <w:spacing w:after="200"/>
+        <w:spacing w:after="120"/>
       </w:pPr>
       <w:r>
         <w:rPr>
@@ -168,14 +161,7 @@
           <w:sz w:val="22"/>
           <w:szCs w:val="22"/>
         </w:rPr>
-        <w:t>How many encounters had zero payer cove</w:t>
-      </w:r>
-      <w:r>
-        <w:rPr>
-          <w:sz w:val="22"/>
-          <w:szCs w:val="22"/>
-        </w:rPr>
-        <w:t>rage, and what percentage of total encounters does this represent?</w:t>
+        <w:t>How many encounters had zero payer coverage, and what percentage of total encounters does this represent?</w:t>
       </w:r>
     </w:p>
     <w:p>
@@ -188,18 +174,7 @@
         <w:spacing w:after="160"/>
       </w:pPr>
       <w:r>
-        <w:rPr>
-          <w:sz w:val="22"/>
-          <w:szCs w:val="22"/>
-        </w:rPr>
-        <w:t>W</w:t>
-      </w:r>
-      <w:r>
-        <w:rPr>
-          <w:sz w:val="22"/>
-          <w:szCs w:val="22"/>
-        </w:rPr>
-        <w:t>hat are the top 10 most frequent procedures performed, and the average base cost for each?</w:t>
+        <w:t>What is the total claim cost generated per year, and how much of that was actually covered by payers vs. left as patient responsibility?</w:t>
       </w:r>
     </w:p>
     <w:p>
@@ -216,14 +191,7 @@
           <w:sz w:val="22"/>
           <w:szCs w:val="22"/>
         </w:rPr>
-        <w:t>What are the top 10 procedures with the highest average base cost, and the number of times they w</w:t>
-      </w:r>
-      <w:r>
-        <w:rPr>
-          <w:sz w:val="22"/>
-          <w:szCs w:val="22"/>
-        </w:rPr>
-        <w:t>ere performed?</w:t>
+        <w:t>What are the top 10 most frequent procedures performed, and the average base cost for each?</w:t>
       </w:r>
     </w:p>
     <w:p>
@@ -240,6 +208,23 @@
           <w:sz w:val="22"/>
           <w:szCs w:val="22"/>
         </w:rPr>
+        <w:t>What are the top 10 procedures with the highest average base cost, and the number of times they were performed?</w:t>
+      </w:r>
+    </w:p>
+    <w:p>
+      <w:pPr>
+        <w:pStyle w:val="ListParagraph"/>
+        <w:numPr>
+          <w:ilvl w:val="0"/>
+          <w:numId w:val="3"/>
+        </w:numPr>
+        <w:spacing w:after="100"/>
+      </w:pPr>
+      <w:r>
+        <w:rPr>
+          <w:sz w:val="22"/>
+          <w:szCs w:val="22"/>
+        </w:rPr>
         <w:t>What is the average total claim cost for encounters, broken down by payer?</w:t>
       </w:r>
     </w:p>
@@ -247,9 +232,9 @@
       <w:pPr>
         <w:pStyle w:val="Heading1"/>
         <w:pBdr>
-          <w:bottom w:val="single" w:sz="6" w:space="4" w:color="2E5F8A"/>
+          <w:bottom w:val="single" w:sz="6" w:space="3" w:color="2E5F8A"/>
         </w:pBdr>
-        <w:spacing w:before="400" w:after="200"/>
+        <w:spacing w:before="160" w:after="120"/>
         <w:rPr>
           <w:color w:val="auto"/>
         </w:rPr>
@@ -265,7 +250,7 @@
     </w:p>
     <w:p>
       <w:pPr>
-        <w:spacing w:after="200"/>
+        <w:spacing w:after="120"/>
       </w:pPr>
       <w:r>
         <w:rPr>
@@ -283,22 +268,14 @@
           <w:numId w:val="4"/>
         </w:numPr>
         <w:spacing w:after="160"/>
-      </w:pPr>
-      <w:bookmarkStart w:id="0" w:name="_GoBack"/>
-      <w:bookmarkEnd w:id="0"/>
+        <w:ind w:left="720"/>
+      </w:pPr>
       <w:r>
         <w:rPr>
           <w:sz w:val="22"/>
           <w:szCs w:val="22"/>
         </w:rPr>
-        <w:t>How many unique patients were admitted (had an</w:t>
-      </w:r>
-      <w:r>
-        <w:rPr>
-          <w:sz w:val="22"/>
-          <w:szCs w:val="22"/>
-        </w:rPr>
-        <w:t xml:space="preserve"> encounter) each quarter over time?</w:t>
+        <w:t>How many unique patients were admitted (had an encounter) each quarter over time?</w:t>
       </w:r>
     </w:p>
     <w:p>
@@ -309,20 +286,14 @@
           <w:numId w:val="4"/>
         </w:numPr>
         <w:spacing w:after="160"/>
+        <w:ind w:left="720"/>
       </w:pPr>
       <w:r>
         <w:rPr>
           <w:sz w:val="22"/>
           <w:szCs w:val="22"/>
         </w:rPr>
-        <w:t>H</w:t>
-      </w:r>
-      <w:r>
-        <w:rPr>
-          <w:sz w:val="22"/>
-          <w:szCs w:val="22"/>
-        </w:rPr>
-        <w:t>ow many patients were readmitted within 30 days of a previous encounter?</w:t>
+        <w:t>How many patients were readmitted within 30 days of a previous encounter?</w:t>
       </w:r>
     </w:p>
     <w:p>
@@ -333,6 +304,7 @@
           <w:numId w:val="4"/>
         </w:numPr>
         <w:spacing w:after="160"/>
+        <w:ind w:left="720"/>
       </w:pPr>
       <w:r>
         <w:rPr>
@@ -341,6 +313,211 @@
         </w:rPr>
         <w:t>Which patients had the most readmissions? (Overall, not limited to inpatient encounters.)</w:t>
       </w:r>
+    </w:p>
+    <w:p>
+      <w:pPr>
+        <w:pStyle w:val="ListParagraph"/>
+        <w:numPr>
+          <w:ilvl w:val="0"/>
+          <w:numId w:val="4"/>
+        </w:numPr>
+        <w:spacing w:after="160"/>
+        <w:ind w:left="720"/>
+      </w:pPr>
+      <w:r>
+        <w:t>How many patients had only a single encounter ever (one-time patients), and what share of the total patient base does that represent?</w:t>
+      </w:r>
+    </w:p>
+    <w:p>
+      <w:pPr>
+        <w:pStyle w:val="ListParagraph"/>
+        <w:numPr>
+          <w:ilvl w:val="0"/>
+          <w:numId w:val="4"/>
+        </w:numPr>
+        <w:spacing w:after="160"/>
+        <w:ind w:left="720"/>
+      </w:pPr>
+      <w:r>
+        <w:t>What does the distribution of patients look like by total encounter count (e.g., 1, 2–5, 6–10, 10+ encounters)?</w:t>
+      </w:r>
+    </w:p>
+    <w:p>
+      <w:pPr>
+        <w:pStyle w:val="Heading1"/>
+        <w:spacing w:after="240"/>
+        <w:rPr>
+          <w:b/>
+          <w:color w:val="auto"/>
+        </w:rPr>
+      </w:pPr>
+      <w:r>
+        <w:rPr>
+          <w:b/>
+          <w:noProof/>
+          <w:color w:val="auto"/>
+        </w:rPr>
+        <mc:AlternateContent>
+          <mc:Choice Requires="wps">
+            <w:drawing>
+              <wp:anchor distT="0" distB="0" distL="114300" distR="114300" simplePos="0" relativeHeight="251659264" behindDoc="0" locked="0" layoutInCell="1" allowOverlap="1" wp14:anchorId="699C2E76" wp14:editId="27AF509E">
+                <wp:simplePos x="0" y="0"/>
+                <wp:positionH relativeFrom="margin">
+                  <wp:align>left</wp:align>
+                </wp:positionH>
+                <wp:positionV relativeFrom="paragraph">
+                  <wp:posOffset>277495</wp:posOffset>
+                </wp:positionV>
+                <wp:extent cx="6492240" cy="0"/>
+                <wp:effectExtent l="0" t="0" r="0" b="0"/>
+                <wp:wrapNone/>
+                <wp:docPr id="1" name="Straight Connector 1"/>
+                <wp:cNvGraphicFramePr/>
+                <a:graphic xmlns:a="http://schemas.openxmlformats.org/drawingml/2006/main">
+                  <a:graphicData uri="http://schemas.microsoft.com/office/word/2010/wordprocessingShape">
+                    <wps:wsp>
+                      <wps:cNvCnPr/>
+                      <wps:spPr>
+                        <a:xfrm>
+                          <a:off x="0" y="0"/>
+                          <a:ext cx="6492240" cy="0"/>
+                        </a:xfrm>
+                        <a:prstGeom prst="line">
+                          <a:avLst/>
+                        </a:prstGeom>
+                      </wps:spPr>
+                      <wps:style>
+                        <a:lnRef idx="1">
+                          <a:schemeClr val="dk1"/>
+                        </a:lnRef>
+                        <a:fillRef idx="0">
+                          <a:schemeClr val="dk1"/>
+                        </a:fillRef>
+                        <a:effectRef idx="0">
+                          <a:schemeClr val="dk1"/>
+                        </a:effectRef>
+                        <a:fontRef idx="minor">
+                          <a:schemeClr val="tx1"/>
+                        </a:fontRef>
+                      </wps:style>
+                      <wps:bodyPr/>
+                    </wps:wsp>
+                  </a:graphicData>
+                </a:graphic>
+                <wp14:sizeRelH relativeFrom="margin">
+                  <wp14:pctWidth>0</wp14:pctWidth>
+                </wp14:sizeRelH>
+                <wp14:sizeRelV relativeFrom="margin">
+                  <wp14:pctHeight>0</wp14:pctHeight>
+                </wp14:sizeRelV>
+              </wp:anchor>
+            </w:drawing>
+          </mc:Choice>
+          <mc:Fallback>
+            <w:pict>
+              <v:line w14:anchorId="6F67936D" id="Straight Connector 1" o:spid="_x0000_s1026" style="position:absolute;z-index:251659264;visibility:visible;mso-wrap-style:square;mso-width-percent:0;mso-height-percent:0;mso-wrap-distance-left:9pt;mso-wrap-distance-top:0;mso-wrap-distance-right:9pt;mso-wrap-distance-bottom:0;mso-position-horizontal:left;mso-position-horizontal-relative:margin;mso-position-vertical:absolute;mso-position-vertical-relative:text;mso-width-percent:0;mso-height-percent:0;mso-width-relative:margin;mso-height-relative:margin" from="0,21.85pt" to="511.2pt,21.85pt" o:gfxdata="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" strokecolor="black [3200]" strokeweight=".5pt">
+                <v:stroke joinstyle="miter"/>
+                <w10:wrap anchorx="margin"/>
+              </v:line>
+            </w:pict>
+          </mc:Fallback>
+        </mc:AlternateContent>
+      </w:r>
+      <w:r>
+        <w:rPr>
+          <w:b/>
+          <w:color w:val="auto"/>
+        </w:rPr>
+        <w:t>Objective 4: Patient Demographics &amp; Access to Care</w:t>
+      </w:r>
+    </w:p>
+    <w:p>
+      <w:pPr>
+        <w:pStyle w:val="ListParagraph"/>
+        <w:numPr>
+          <w:ilvl w:val="0"/>
+          <w:numId w:val="5"/>
+        </w:numPr>
+        <w:spacing w:after="100"/>
+        <w:rPr>
+          <w:sz w:val="22"/>
+          <w:szCs w:val="22"/>
+        </w:rPr>
+      </w:pPr>
+      <w:r>
+        <w:rPr>
+          <w:sz w:val="22"/>
+          <w:szCs w:val="22"/>
+        </w:rPr>
+        <w:t xml:space="preserve">What is the age distribution of patients at the time of their first encounter (e.g., under 18, 18–40, 41–65, 65+)? </w:t>
+      </w:r>
+    </w:p>
+    <w:p>
+      <w:pPr>
+        <w:pStyle w:val="ListParagraph"/>
+        <w:numPr>
+          <w:ilvl w:val="0"/>
+          <w:numId w:val="5"/>
+        </w:numPr>
+        <w:spacing w:after="100"/>
+        <w:rPr>
+          <w:sz w:val="22"/>
+          <w:szCs w:val="22"/>
+        </w:rPr>
+      </w:pPr>
+      <w:r>
+        <w:rPr>
+          <w:sz w:val="22"/>
+          <w:szCs w:val="22"/>
+        </w:rPr>
+        <w:t xml:space="preserve">How does average total claim cost differ across gender, race, and ethnicity groups? </w:t>
+      </w:r>
+    </w:p>
+    <w:p>
+      <w:pPr>
+        <w:pStyle w:val="ListParagraph"/>
+        <w:numPr>
+          <w:ilvl w:val="0"/>
+          <w:numId w:val="5"/>
+        </w:numPr>
+        <w:spacing w:after="100"/>
+        <w:rPr>
+          <w:sz w:val="22"/>
+          <w:szCs w:val="22"/>
+        </w:rPr>
+      </w:pPr>
+      <w:r>
+        <w:rPr>
+          <w:sz w:val="22"/>
+          <w:szCs w:val="22"/>
+        </w:rPr>
+        <w:t xml:space="preserve">Which cities or states have the highest concentration of patients, and how does encounter volume compare across them? </w:t>
+      </w:r>
+    </w:p>
+    <w:p>
+      <w:pPr>
+        <w:pStyle w:val="ListParagraph"/>
+        <w:numPr>
+          <w:ilvl w:val="0"/>
+          <w:numId w:val="5"/>
+        </w:numPr>
+        <w:spacing w:after="100"/>
+        <w:rPr>
+          <w:sz w:val="22"/>
+          <w:szCs w:val="22"/>
+        </w:rPr>
+      </w:pPr>
+      <w:r>
+        <w:rPr>
+          <w:sz w:val="22"/>
+          <w:szCs w:val="22"/>
+        </w:rPr>
+        <w:t>Is there a difference in the zero-payer-coverage rate across different racial or ethnic groups? (a basic health-equity/access-to-care check)</w:t>
+      </w:r>
+    </w:p>
+    <w:p>
+      <w:bookmarkStart w:id="0" w:name="_GoBack"/>
+      <w:bookmarkEnd w:id="0"/>
     </w:p>
     <w:sectPr>
       <w:pgSz w:w="12240" w:h="15840"/>
@@ -355,6 +532,92 @@
 <file path=word/numbering.xml><?xml version="1.0" encoding="utf-8"?>
 <w:numbering xmlns:wpc="http://schemas.microsoft.com/office/word/2010/wordprocessingCanvas" xmlns:cx="http://schemas.microsoft.com/office/drawing/2014/chartex" xmlns:cx1="http://schemas.microsoft.com/office/drawing/2015/9/8/chartex" xmlns:cx2="http://schemas.microsoft.com/office/drawing/2015/10/21/chartex" xmlns:cx3="http://schemas.microsoft.com/office/drawing/2016/5/9/chartex" xmlns:cx4="http://schemas.microsoft.com/office/drawing/2016/5/10/chartex" xmlns:cx5="http://schemas.microsoft.com/office/drawing/2016/5/11/chartex" xmlns:cx6="http://schemas.microsoft.com/office/drawing/2016/5/12/chartex" xmlns:cx7="http://schemas.microsoft.com/office/drawing/2016/5/13/chartex" xmlns:cx8="http://schemas.microsoft.com/office/drawing/2016/5/14/chartex" xmlns:mc="http://schemas.openxmlformats.org/markup-compatibility/2006" xmlns:aink="http://schemas.microsoft.com/office/drawing/2016/ink" xmlns:am3d="http://schemas.microsoft.com/office/drawing/2017/model3d" xmlns:o="urn:schemas-microsoft-com:office:office" xmlns:r="http://schemas.openxmlformats.org/officeDocument/2006/relationships" xmlns:m="http://schemas.openxmlformats.org/officeDocument/2006/math" xmlns:v="urn:schemas-microsoft-com:vml" xmlns:wp14="http://schemas.microsoft.com/office/word/2010/wordprocessingDrawing" xmlns:wp="http://schemas.openxmlformats.org/drawingml/2006/wordprocessingDrawing" xmlns:w10="urn:schemas-microsoft-com:office:word" xmlns:w="http://schemas.openxmlformats.org/wordprocessingml/2006/main" xmlns:w14="http://schemas.microsoft.com/office/word/2010/wordml" xmlns:w15="http://schemas.microsoft.com/office/word/2012/wordml" xmlns:w16cid="http://schemas.microsoft.com/office/word/2016/wordml/cid" xmlns:w16se="http://schemas.microsoft.com/office/word/2015/wordml/symex" xmlns:wpg="http://schemas.microsoft.com/office/word/2010/wordprocessingGroup" xmlns:wpi="http://schemas.microsoft.com/office/word/2010/wordprocessingInk" xmlns:wne="http://schemas.microsoft.com/office/word/2006/wordml" xmlns:wps="http://schemas.microsoft.com/office/word/2010/wordprocessingShape" mc:Ignorable="w14 w15 w16se w16cid wp14">
   <w:abstractNum w:abstractNumId="0" w15:restartNumberingAfterBreak="0">
+    <w:nsid w:val="15DB143B"/>
+    <w:multiLevelType w:val="hybridMultilevel"/>
+    <w:tmpl w:val="A782A7CE"/>
+    <w:lvl w:ilvl="0" w:tplc="4009000F">
+      <w:start w:val="1"/>
+      <w:numFmt w:val="decimal"/>
+      <w:lvlText w:val="%1."/>
+      <w:lvlJc w:val="left"/>
+      <w:pPr>
+        <w:ind w:left="720" w:hanging="360"/>
+      </w:pPr>
+    </w:lvl>
+    <w:lvl w:ilvl="1" w:tplc="40090019" w:tentative="1">
+      <w:start w:val="1"/>
+      <w:numFmt w:val="lowerLetter"/>
+      <w:lvlText w:val="%2."/>
+      <w:lvlJc w:val="left"/>
+      <w:pPr>
+        <w:ind w:left="1440" w:hanging="360"/>
+      </w:pPr>
+    </w:lvl>
+    <w:lvl w:ilvl="2" w:tplc="4009001B" w:tentative="1">
+      <w:start w:val="1"/>
+      <w:numFmt w:val="lowerRoman"/>
+      <w:lvlText w:val="%3."/>
+      <w:lvlJc w:val="right"/>
+      <w:pPr>
+        <w:ind w:left="2160" w:hanging="180"/>
+      </w:pPr>
+    </w:lvl>
+    <w:lvl w:ilvl="3" w:tplc="4009000F" w:tentative="1">
+      <w:start w:val="1"/>
+      <w:numFmt w:val="decimal"/>
+      <w:lvlText w:val="%4."/>
+      <w:lvlJc w:val="left"/>
+      <w:pPr>
+        <w:ind w:left="2880" w:hanging="360"/>
+      </w:pPr>
+    </w:lvl>
+    <w:lvl w:ilvl="4" w:tplc="40090019" w:tentative="1">
+      <w:start w:val="1"/>
+      <w:numFmt w:val="lowerLetter"/>
+      <w:lvlText w:val="%5."/>
+      <w:lvlJc w:val="left"/>
+      <w:pPr>
+        <w:ind w:left="3600" w:hanging="360"/>
+      </w:pPr>
+    </w:lvl>
+    <w:lvl w:ilvl="5" w:tplc="4009001B" w:tentative="1">
+      <w:start w:val="1"/>
+      <w:numFmt w:val="lowerRoman"/>
+      <w:lvlText w:val="%6."/>
+      <w:lvlJc w:val="right"/>
+      <w:pPr>
+        <w:ind w:left="4320" w:hanging="180"/>
+      </w:pPr>
+    </w:lvl>
+    <w:lvl w:ilvl="6" w:tplc="4009000F" w:tentative="1">
+      <w:start w:val="1"/>
+      <w:numFmt w:val="decimal"/>
+      <w:lvlText w:val="%7."/>
+      <w:lvlJc w:val="left"/>
+      <w:pPr>
+        <w:ind w:left="5040" w:hanging="360"/>
+      </w:pPr>
+    </w:lvl>
+    <w:lvl w:ilvl="7" w:tplc="40090019" w:tentative="1">
+      <w:start w:val="1"/>
+      <w:numFmt w:val="lowerLetter"/>
+      <w:lvlText w:val="%8."/>
+      <w:lvlJc w:val="left"/>
+      <w:pPr>
+        <w:ind w:left="5760" w:hanging="360"/>
+      </w:pPr>
+    </w:lvl>
+    <w:lvl w:ilvl="8" w:tplc="4009001B" w:tentative="1">
+      <w:start w:val="1"/>
+      <w:numFmt w:val="lowerRoman"/>
+      <w:lvlText w:val="%9."/>
+      <w:lvlJc w:val="right"/>
+      <w:pPr>
+        <w:ind w:left="6480" w:hanging="180"/>
+      </w:pPr>
+    </w:lvl>
+  </w:abstractNum>
+  <w:abstractNum w:abstractNumId="1" w15:restartNumberingAfterBreak="0">
     <w:nsid w:val="2B6E4681"/>
     <w:multiLevelType w:val="hybridMultilevel"/>
     <w:tmpl w:val="06AC5C9A"/>
@@ -408,7 +671,7 @@
       <w:lvlJc w:val="left"/>
     </w:lvl>
   </w:abstractNum>
-  <w:abstractNum w:abstractNumId="1" w15:restartNumberingAfterBreak="0">
+  <w:abstractNum w:abstractNumId="2" w15:restartNumberingAfterBreak="0">
     <w:nsid w:val="46794BEC"/>
     <w:multiLevelType w:val="hybridMultilevel"/>
     <w:tmpl w:val="C3E4AAAE"/>
@@ -498,7 +761,7 @@
       </w:pPr>
     </w:lvl>
   </w:abstractNum>
-  <w:abstractNum w:abstractNumId="2" w15:restartNumberingAfterBreak="0">
+  <w:abstractNum w:abstractNumId="3" w15:restartNumberingAfterBreak="0">
     <w:nsid w:val="55AE4EC7"/>
     <w:multiLevelType w:val="hybridMultilevel"/>
     <w:tmpl w:val="86CEF69A"/>
@@ -588,7 +851,7 @@
       </w:pPr>
     </w:lvl>
   </w:abstractNum>
-  <w:abstractNum w:abstractNumId="3" w15:restartNumberingAfterBreak="0">
+  <w:abstractNum w:abstractNumId="4" w15:restartNumberingAfterBreak="0">
     <w:nsid w:val="6EA8638F"/>
     <w:multiLevelType w:val="hybridMultilevel"/>
     <w:tmpl w:val="4C7234C4"/>
@@ -675,22 +938,25 @@
     </w:lvl>
   </w:abstractNum>
   <w:num w:numId="1">
-    <w:abstractNumId w:val="3"/>
+    <w:abstractNumId w:val="4"/>
     <w:lvlOverride w:ilvl="0">
       <w:startOverride w:val="1"/>
     </w:lvlOverride>
   </w:num>
   <w:num w:numId="2">
-    <w:abstractNumId w:val="0"/>
+    <w:abstractNumId w:val="1"/>
     <w:lvlOverride w:ilvl="0">
       <w:startOverride w:val="1"/>
     </w:lvlOverride>
   </w:num>
   <w:num w:numId="3">
-    <w:abstractNumId w:val="1"/>
+    <w:abstractNumId w:val="2"/>
   </w:num>
   <w:num w:numId="4">
-    <w:abstractNumId w:val="2"/>
+    <w:abstractNumId w:val="3"/>
+  </w:num>
+  <w:num w:numId="5">
+    <w:abstractNumId w:val="0"/>
   </w:num>
 </w:numbering>
 </file>
@@ -886,7 +1152,7 @@
     <w:lsdException w:name="Medium Shading 2 Accent 1" w:uiPriority="64"/>
     <w:lsdException w:name="Medium List 1 Accent 1" w:uiPriority="65"/>
     <w:lsdException w:name="Revision" w:semiHidden="1"/>
-    <w:lsdException w:name="List Paragraph" w:uiPriority="34" w:qFormat="1"/>
+    <w:lsdException w:name="List Paragraph" w:uiPriority="0" w:qFormat="1"/>
     <w:lsdException w:name="Quote" w:uiPriority="29" w:qFormat="1"/>
     <w:lsdException w:name="Intense Quote" w:uiPriority="30" w:qFormat="1"/>
     <w:lsdException w:name="Medium List 2 Accent 1" w:uiPriority="66"/>

--- a/Business_problems.docx
+++ b/Business_problems.docx
@@ -7,6 +7,7 @@
         <w:spacing w:after="80"/>
         <w:jc w:val="center"/>
       </w:pPr>
+      <w:bookmarkStart w:id="0" w:name="_Hlk240898937"/>
       <w:r>
         <w:rPr>
           <w:b/>
@@ -345,7 +346,7 @@
     <w:p>
       <w:pPr>
         <w:pStyle w:val="Heading1"/>
-        <w:spacing w:after="240"/>
+        <w:spacing w:before="160" w:after="240"/>
         <w:rPr>
           <w:b/>
           <w:color w:val="auto"/>
@@ -415,7 +416,7 @@
           </mc:Choice>
           <mc:Fallback>
             <w:pict>
-              <v:line w14:anchorId="6F67936D" id="Straight Connector 1" o:spid="_x0000_s1026" style="position:absolute;z-index:251659264;visibility:visible;mso-wrap-style:square;mso-width-percent:0;mso-height-percent:0;mso-wrap-distance-left:9pt;mso-wrap-distance-top:0;mso-wrap-distance-right:9pt;mso-wrap-distance-bottom:0;mso-position-horizontal:left;mso-position-horizontal-relative:margin;mso-position-vertical:absolute;mso-position-vertical-relative:text;mso-width-percent:0;mso-height-percent:0;mso-width-relative:margin;mso-height-relative:margin" from="0,21.85pt" to="511.2pt,21.85pt" o:gfxdata="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" strokecolor="black [3200]" strokeweight=".5pt">
+              <v:line w14:anchorId="7D361996" id="Straight Connector 1" o:spid="_x0000_s1026" style="position:absolute;z-index:251659264;visibility:visible;mso-wrap-style:square;mso-width-percent:0;mso-height-percent:0;mso-wrap-distance-left:9pt;mso-wrap-distance-top:0;mso-wrap-distance-right:9pt;mso-wrap-distance-bottom:0;mso-position-horizontal:left;mso-position-horizontal-relative:margin;mso-position-vertical:absolute;mso-position-vertical-relative:text;mso-width-percent:0;mso-height-percent:0;mso-width-relative:margin;mso-height-relative:margin" from="0,21.85pt" to="511.2pt,21.85pt" o:gfxdata="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" strokecolor="black [3200]" strokeweight=".5pt">
                 <v:stroke joinstyle="miter"/>
                 <w10:wrap anchorx="margin"/>
               </v:line>
@@ -428,7 +429,33 @@
           <w:b/>
           <w:color w:val="auto"/>
         </w:rPr>
-        <w:t>Objective 4: Patient Demographics &amp; Access to Care</w:t>
+        <w:t xml:space="preserve">Objective 4: Patient Demographics </w:t>
+      </w:r>
+      <w:bookmarkStart w:id="1" w:name="_GoBack"/>
+      <w:bookmarkEnd w:id="1"/>
+      <w:r>
+        <w:rPr>
+          <w:b/>
+          <w:color w:val="auto"/>
+        </w:rPr>
+        <w:t>&amp; Access to Care</w:t>
+      </w:r>
+    </w:p>
+    <w:p>
+      <w:pPr>
+        <w:spacing w:after="120"/>
+        <w:rPr>
+          <w:b/>
+          <w:i/>
+          <w:sz w:val="32"/>
+          <w:szCs w:val="32"/>
+        </w:rPr>
+      </w:pPr>
+      <w:r>
+        <w:rPr>
+          <w:i/>
+        </w:rPr>
+        <w:t>Examine how patient demographics and geography relate to cost, coverage, and care utilization.</w:t>
       </w:r>
     </w:p>
     <w:p>
@@ -502,21 +529,14 @@
           <w:numId w:val="5"/>
         </w:numPr>
         <w:spacing w:after="100"/>
+      </w:pPr>
+      <w:r>
         <w:rPr>
           <w:sz w:val="22"/>
           <w:szCs w:val="22"/>
         </w:rPr>
-      </w:pPr>
-      <w:r>
-        <w:rPr>
-          <w:sz w:val="22"/>
-          <w:szCs w:val="22"/>
-        </w:rPr>
-        <w:t>Is there a difference in the zero-payer-coverage rate across different racial or ethnic groups? (a basic health-equity/access-to-care check)</w:t>
-      </w:r>
-    </w:p>
-    <w:p>
-      <w:bookmarkStart w:id="0" w:name="_GoBack"/>
+        <w:t>How does marital status correlate with encounter frequency or encounter class (e.g., do single patients use emergency/urgent care more than married patients)?</w:t>
+      </w:r>
       <w:bookmarkEnd w:id="0"/>
     </w:p>
     <w:sectPr>

--- a/Business_problems.docx
+++ b/Business_problems.docx
@@ -296,6 +296,8 @@
         </w:rPr>
         <w:t>How many patients were readmitted within 30 days of a previous encounter?</w:t>
       </w:r>
+      <w:bookmarkStart w:id="1" w:name="_GoBack"/>
+      <w:bookmarkEnd w:id="1"/>
     </w:p>
     <w:p>
       <w:pPr>
@@ -416,7 +418,7 @@
           </mc:Choice>
           <mc:Fallback>
             <w:pict>
-              <v:line w14:anchorId="7D361996" id="Straight Connector 1" o:spid="_x0000_s1026" style="position:absolute;z-index:251659264;visibility:visible;mso-wrap-style:square;mso-width-percent:0;mso-height-percent:0;mso-wrap-distance-left:9pt;mso-wrap-distance-top:0;mso-wrap-distance-right:9pt;mso-wrap-distance-bottom:0;mso-position-horizontal:left;mso-position-horizontal-relative:margin;mso-position-vertical:absolute;mso-position-vertical-relative:text;mso-width-percent:0;mso-height-percent:0;mso-width-relative:margin;mso-height-relative:margin" from="0,21.85pt" to="511.2pt,21.85pt" o:gfxdata="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" strokecolor="black [3200]" strokeweight=".5pt">
+              <v:line w14:anchorId="2039C655" id="Straight Connector 1" o:spid="_x0000_s1026" style="position:absolute;z-index:251659264;visibility:visible;mso-wrap-style:square;mso-width-percent:0;mso-height-percent:0;mso-wrap-distance-left:9pt;mso-wrap-distance-top:0;mso-wrap-distance-right:9pt;mso-wrap-distance-bottom:0;mso-position-horizontal:left;mso-position-horizontal-relative:margin;mso-position-vertical:absolute;mso-position-vertical-relative:text;mso-width-percent:0;mso-height-percent:0;mso-width-relative:margin;mso-height-relative:margin" from="0,21.85pt" to="511.2pt,21.85pt" o:gfxdata="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" strokecolor="black [3200]" strokeweight=".5pt">
                 <v:stroke joinstyle="miter"/>
                 <w10:wrap anchorx="margin"/>
               </v:line>
@@ -429,16 +431,7 @@
           <w:b/>
           <w:color w:val="auto"/>
         </w:rPr>
-        <w:t xml:space="preserve">Objective 4: Patient Demographics </w:t>
-      </w:r>
-      <w:bookmarkStart w:id="1" w:name="_GoBack"/>
-      <w:bookmarkEnd w:id="1"/>
-      <w:r>
-        <w:rPr>
-          <w:b/>
-          <w:color w:val="auto"/>
-        </w:rPr>
-        <w:t>&amp; Access to Care</w:t>
+        <w:t>Objective 4: Patient Demographics &amp; Access to Care</w:t>
       </w:r>
     </w:p>
     <w:p>
